--- a/docs/Sample_Input_Checklist.docx
+++ b/docs/Sample_Input_Checklist.docx
@@ -900,6 +900,83 @@
           </w:p>
         </w:tc>
       </w:tr>
+      <w:tr>
+        <w:tc>
+          <w:tcPr>
+            <w:tcW w:type="dxa" w:w="1728"/>
+          </w:tcPr>
+          <w:p>
+            <w:r/>
+            <w:r>
+              <w:rPr>
+                <w:rFonts w:ascii="Microsoft YaHei" w:hAnsi="Microsoft YaHei" w:eastAsia="Microsoft YaHei"/>
+                <w:sz w:val="19"/>
+              </w:rPr>
+              <w:t>11</w:t>
+            </w:r>
+          </w:p>
+        </w:tc>
+        <w:tc>
+          <w:tcPr>
+            <w:tcW w:type="dxa" w:w="1728"/>
+          </w:tcPr>
+          <w:p>
+            <w:r/>
+            <w:r>
+              <w:rPr>
+                <w:rFonts w:ascii="Microsoft YaHei" w:hAnsi="Microsoft YaHei" w:eastAsia="Microsoft YaHei"/>
+                <w:b/>
+                <w:sz w:val="19"/>
+              </w:rPr>
+              <w:t>分层与前置判定（Tier × Track）</w:t>
+            </w:r>
+          </w:p>
+        </w:tc>
+        <w:tc>
+          <w:tcPr>
+            <w:tcW w:type="dxa" w:w="1728"/>
+          </w:tcPr>
+          <w:p>
+            <w:r/>
+            <w:r>
+              <w:rPr>
+                <w:rFonts w:ascii="Microsoft YaHei" w:hAnsi="Microsoft YaHei" w:eastAsia="Microsoft YaHei"/>
+                <w:sz w:val="19"/>
+              </w:rPr>
+              <w:t>🟠 建议</w:t>
+            </w:r>
+          </w:p>
+        </w:tc>
+        <w:tc>
+          <w:tcPr>
+            <w:tcW w:type="dxa" w:w="1728"/>
+          </w:tcPr>
+          <w:p>
+            <w:r/>
+            <w:r>
+              <w:rPr>
+                <w:rFonts w:ascii="Microsoft YaHei" w:hAnsi="Microsoft YaHei" w:eastAsia="Microsoft YaHei"/>
+                <w:sz w:val="19"/>
+              </w:rPr>
+              <w:t>这门课打算做成哪一层？——L1 轻量切片 3h / L2 标准单元 7h / L3 深度系列 14h（AVG 探索固定占 50%）。哪一类？——C1 通用改编（已有课程转译）/ C2 定制业务赋能（从业务目标萃取构建）。给出非 AVG 50% 内 导入/复盘/应用/IDP 的大致分配。Intake Agent 会复核此判定。</w:t>
+            </w:r>
+          </w:p>
+        </w:tc>
+        <w:tc>
+          <w:tcPr>
+            <w:tcW w:type="dxa" w:w="1728"/>
+          </w:tcPr>
+          <w:p>
+            <w:r/>
+            <w:r>
+              <w:rPr>
+                <w:rFonts w:ascii="Microsoft YaHei" w:hAnsi="Microsoft YaHei" w:eastAsia="Microsoft YaHei"/>
+                <w:sz w:val="19"/>
+              </w:rPr>
+            </w:r>
+          </w:p>
+        </w:tc>
+      </w:tr>
     </w:tbl>
     <w:p>
       <w:pPr>
@@ -1110,6 +1187,25 @@
         <w:rPr>
           <w:rFonts w:ascii="Microsoft YaHei" w:hAnsi="Microsoft YaHei" w:eastAsia="Microsoft YaHei"/>
         </w:rPr>
+        <w:t>11 · 分层与前置判定</w:t>
+      </w:r>
+    </w:p>
+    <w:p>
+      <w:r>
+        <w:rPr>
+          <w:rFonts w:ascii="Microsoft YaHei" w:hAnsi="Microsoft YaHei" w:eastAsia="Microsoft YaHei"/>
+        </w:rPr>
+        <w:t>Tier = L2 标准单元（7h：AVG 3.5h + 非 AVG 3.5h）；Track = C1 通用改编（情境领导已有完整课件）。非 AVG 50% 分配：导入 0.9h / 复盘 1.05h / 应用 0.9h / IDP 0.7h。</w:t>
+      </w:r>
+    </w:p>
+    <w:p>
+      <w:pPr>
+        <w:pStyle w:val="Heading2"/>
+      </w:pPr>
+      <w:r>
+        <w:rPr>
+          <w:rFonts w:ascii="Microsoft YaHei" w:hAnsi="Microsoft YaHei" w:eastAsia="Microsoft YaHei"/>
+        </w:rPr>
         <w:t>附：课程 → Pipeline 映射示意（设计 Agent 用）</w:t>
       </w:r>
     </w:p>
@@ -1118,7 +1214,7 @@
         <w:rPr>
           <w:rFonts w:ascii="Microsoft YaHei" w:hAnsi="Microsoft YaHei" w:eastAsia="Microsoft YaHei"/>
         </w:rPr>
-        <w:t>课程 → 能力(Capability) → 行为(Behavior) → 挑战(Challenge) → 探索(Exploration) → 抉择(Decision) → 后果(Consequence) → 成长(Growth) → 结局(Ending) → 复盘(Reflection) → 【应用迁移桥 Application · 强制】</w:t>
+        <w:t>【第 0 步 课程准入与分层判定 Intake &amp; Tiering】→ 课程 → 能力(Capability) → 行为(Behavior) → 挑战(Challenge) → 探索(Exploration) → 抉择(Decision) → 后果(Consequence) → 成长(Growth) → 结局(Ending) → 复盘(Reflection) → 【应用迁移桥 Application · 强制】</w:t>
       </w:r>
     </w:p>
     <w:p>
